--- a/Stock-Picks-Data-Centers.docx
+++ b/Stock-Picks-Data-Centers.docx
@@ -82,7 +82,7 @@
           <w:rFonts w:ascii="Calibri" w:cs="Calibri" w:eastAsia="Calibri" w:hAnsi="Calibri"/>
           <w:color w:val="1F2937"/>
         </w:rPr>
-        <w:t xml:space="preserve">$20,000.00</w:t>
+        <w:t xml:space="preserve">$20,000 to $25,000</w:t>
       </w:r>
     </w:p>
     <w:p>
@@ -108,7 +108,7 @@
           <w:rFonts w:ascii="Calibri" w:cs="Calibri" w:eastAsia="Calibri" w:hAnsi="Calibri"/>
           <w:color w:val="1F2937"/>
         </w:rPr>
-        <w:t xml:space="preserve">$19,706.18 in 13 companies. $293.82 is left as a cushion, so the order still fits under $20,000 if prices rise before the buy.</w:t>
+        <w:t xml:space="preserve">$21,043.64 in 13 companies, inside the budget range.</w:t>
       </w:r>
     </w:p>
     <w:p>
@@ -134,7 +134,7 @@
           <w:rFonts w:ascii="Calibri" w:cs="Calibri" w:eastAsia="Calibri" w:hAnsi="Calibri"/>
           <w:color w:val="1F2937"/>
         </w:rPr>
-        <w:t xml:space="preserve">$9,513.44 (48.3%) in five companies that build, supply or own data centers. The other eight companies get about 5–7% each.</w:t>
+        <w:t xml:space="preserve">$10,850.90 (51.6%) in five companies that build, supply or own data centers. The other eight companies get about 5–6% each.</w:t>
       </w:r>
     </w:p>
     <w:p>
@@ -666,7 +666,7 @@
                 <w:sz w:val="19"/>
                 <w:szCs w:val="19"/>
               </w:rPr>
-              <w:t xml:space="preserve">Up to $20,000</w:t>
+              <w:t xml:space="preserve">$20,000–$25,000</w:t>
             </w:r>
           </w:p>
         </w:tc>
@@ -699,7 +699,7 @@
                 <w:sz w:val="19"/>
                 <w:szCs w:val="19"/>
               </w:rPr>
-              <w:t xml:space="preserve">$19,706.18</w:t>
+              <w:t xml:space="preserve">$21,043.64</w:t>
             </w:r>
           </w:p>
         </w:tc>
@@ -774,7 +774,7 @@
           <w:bCs/>
           <w:color w:val="0F4C5C"/>
         </w:rPr>
-        <w:t xml:space="preserve">The builders (about 48%). </w:t>
+        <w:t xml:space="preserve">The builders (about 52%). </w:t>
       </w:r>
       <w:r>
         <w:rPr>
@@ -795,7 +795,7 @@
           <w:bCs/>
           <w:color w:val="0F4C5C"/>
         </w:rPr>
-        <w:t xml:space="preserve">The balance (about 52%). </w:t>
+        <w:t xml:space="preserve">The balance (about 48%). </w:t>
       </w:r>
       <w:r>
         <w:rPr>
@@ -1107,7 +1107,7 @@
                 <w:sz w:val="19"/>
                 <w:szCs w:val="19"/>
               </w:rPr>
-              <w:t xml:space="preserve">The builders: $9,513.44 (48.3%)</w:t>
+              <w:t xml:space="preserve">The builders: $10,850.90 (51.6%)</w:t>
             </w:r>
           </w:p>
         </w:tc>
@@ -1279,7 +1279,7 @@
                 <w:sz w:val="19"/>
                 <w:szCs w:val="19"/>
               </w:rPr>
-              <w:t xml:space="preserve">3</w:t>
+              <w:t xml:space="preserve">5</w:t>
             </w:r>
           </w:p>
         </w:tc>
@@ -1313,7 +1313,7 @@
                 <w:sz w:val="19"/>
                 <w:szCs w:val="19"/>
               </w:rPr>
-              <w:t xml:space="preserve">$2,006.19</w:t>
+              <w:t xml:space="preserve">$3,343.65</w:t>
             </w:r>
           </w:p>
         </w:tc>
@@ -1347,7 +1347,7 @@
                 <w:sz w:val="19"/>
                 <w:szCs w:val="19"/>
               </w:rPr>
-              <w:t xml:space="preserve">10.2%</w:t>
+              <w:t xml:space="preserve">15.9%</w:t>
             </w:r>
           </w:p>
         </w:tc>
@@ -1587,7 +1587,7 @@
                 <w:sz w:val="19"/>
                 <w:szCs w:val="19"/>
               </w:rPr>
-              <w:t xml:space="preserve">11.6%</w:t>
+              <w:t xml:space="preserve">10.8%</w:t>
             </w:r>
           </w:p>
         </w:tc>
@@ -1827,7 +1827,7 @@
                 <w:sz w:val="19"/>
                 <w:szCs w:val="19"/>
               </w:rPr>
-              <w:t xml:space="preserve">7.5%</w:t>
+              <w:t xml:space="preserve">7.0%</w:t>
             </w:r>
           </w:p>
         </w:tc>
@@ -2067,7 +2067,7 @@
                 <w:sz w:val="19"/>
                 <w:szCs w:val="19"/>
               </w:rPr>
-              <w:t xml:space="preserve">9.3%</w:t>
+              <w:t xml:space="preserve">8.7%</w:t>
             </w:r>
           </w:p>
         </w:tc>
@@ -2307,7 +2307,7 @@
                 <w:sz w:val="19"/>
                 <w:szCs w:val="19"/>
               </w:rPr>
-              <w:t xml:space="preserve">9.7%</w:t>
+              <w:t xml:space="preserve">9.1%</w:t>
             </w:r>
           </w:p>
         </w:tc>
@@ -2341,7 +2341,7 @@
                 <w:sz w:val="19"/>
                 <w:szCs w:val="19"/>
               </w:rPr>
-              <w:t xml:space="preserve">The balance: $10,192.74 (51.7%)</w:t>
+              <w:t xml:space="preserve">The balance: $10,192.74 (48.4%)</w:t>
             </w:r>
           </w:p>
         </w:tc>
@@ -2581,7 +2581,7 @@
                 <w:sz w:val="19"/>
                 <w:szCs w:val="19"/>
               </w:rPr>
-              <w:t xml:space="preserve">5.4%</w:t>
+              <w:t xml:space="preserve">5.0%</w:t>
             </w:r>
           </w:p>
         </w:tc>
@@ -2821,7 +2821,7 @@
                 <w:sz w:val="19"/>
                 <w:szCs w:val="19"/>
               </w:rPr>
-              <w:t xml:space="preserve">6.5%</w:t>
+              <w:t xml:space="preserve">6.1%</w:t>
             </w:r>
           </w:p>
         </w:tc>
@@ -3061,7 +3061,7 @@
                 <w:sz w:val="19"/>
                 <w:szCs w:val="19"/>
               </w:rPr>
-              <w:t xml:space="preserve">6.6%</w:t>
+              <w:t xml:space="preserve">6.2%</w:t>
             </w:r>
           </w:p>
         </w:tc>
@@ -3301,7 +3301,7 @@
                 <w:sz w:val="19"/>
                 <w:szCs w:val="19"/>
               </w:rPr>
-              <w:t xml:space="preserve">6.5%</w:t>
+              <w:t xml:space="preserve">6.1%</w:t>
             </w:r>
           </w:p>
         </w:tc>
@@ -3541,7 +3541,7 @@
                 <w:sz w:val="19"/>
                 <w:szCs w:val="19"/>
               </w:rPr>
-              <w:t xml:space="preserve">6.7%</w:t>
+              <w:t xml:space="preserve">6.3%</w:t>
             </w:r>
           </w:p>
         </w:tc>
@@ -3781,7 +3781,7 @@
                 <w:sz w:val="19"/>
                 <w:szCs w:val="19"/>
               </w:rPr>
-              <w:t xml:space="preserve">6.8%</w:t>
+              <w:t xml:space="preserve">6.4%</w:t>
             </w:r>
           </w:p>
         </w:tc>
@@ -4021,7 +4021,7 @@
                 <w:sz w:val="19"/>
                 <w:szCs w:val="19"/>
               </w:rPr>
-              <w:t xml:space="preserve">6.7%</w:t>
+              <w:t xml:space="preserve">6.2%</w:t>
             </w:r>
           </w:p>
         </w:tc>
@@ -4261,7 +4261,7 @@
                 <w:sz w:val="19"/>
                 <w:szCs w:val="19"/>
               </w:rPr>
-              <w:t xml:space="preserve">6.5%</w:t>
+              <w:t xml:space="preserve">6.1%</w:t>
             </w:r>
           </w:p>
         </w:tc>
@@ -4467,7 +4467,7 @@
                 <w:sz w:val="19"/>
                 <w:szCs w:val="19"/>
               </w:rPr>
-              <w:t xml:space="preserve">$19,706.18</w:t>
+              <w:t xml:space="preserve">$21,043.64</w:t>
             </w:r>
           </w:p>
         </w:tc>
@@ -4502,246 +4502,6 @@
                 <w:szCs w:val="19"/>
               </w:rPr>
               <w:t xml:space="preserve">100%</w:t>
-            </w:r>
-          </w:p>
-        </w:tc>
-      </w:tr>
-      <w:tr>
-        <w:tc>
-          <w:tcPr>
-            <w:tcW w:type="dxa" w:w="900"/>
-            <w:tcBorders>
-              <w:top w:val="single" w:color="D1D5DB" w:sz="4"/>
-              <w:left w:val="single" w:color="D1D5DB" w:sz="4"/>
-              <w:bottom w:val="single" w:color="D1D5DB" w:sz="4"/>
-              <w:right w:val="single" w:color="D1D5DB" w:sz="4"/>
-            </w:tcBorders>
-            <w:shd w:fill="FFFFFF" w:color="auto" w:val="clear"/>
-            <w:tcMar>
-              <w:top w:type="dxa" w:w="60"/>
-              <w:left w:type="dxa" w:w="100"/>
-              <w:bottom w:type="dxa" w:w="60"/>
-              <w:right w:type="dxa" w:w="100"/>
-            </w:tcMar>
-          </w:tcPr>
-          <w:p>
-            <w:pPr>
-              <w:jc w:val="left"/>
-            </w:pPr>
-            <w:r>
-              <w:rPr>
-                <w:rFonts w:ascii="Calibri" w:cs="Calibri" w:eastAsia="Calibri" w:hAnsi="Calibri"/>
-                <w:b w:val="false"/>
-                <w:bCs w:val="false"/>
-                <w:color w:val="1F2937"/>
-                <w:sz w:val="19"/>
-                <w:szCs w:val="19"/>
-              </w:rPr>
-              <w:t xml:space="preserve"/>
-            </w:r>
-          </w:p>
-        </w:tc>
-        <w:tc>
-          <w:tcPr>
-            <w:tcW w:type="dxa" w:w="2200"/>
-            <w:tcBorders>
-              <w:top w:val="single" w:color="D1D5DB" w:sz="4"/>
-              <w:left w:val="single" w:color="D1D5DB" w:sz="4"/>
-              <w:bottom w:val="single" w:color="D1D5DB" w:sz="4"/>
-              <w:right w:val="single" w:color="D1D5DB" w:sz="4"/>
-            </w:tcBorders>
-            <w:shd w:fill="FFFFFF" w:color="auto" w:val="clear"/>
-            <w:tcMar>
-              <w:top w:type="dxa" w:w="60"/>
-              <w:left w:type="dxa" w:w="100"/>
-              <w:bottom w:type="dxa" w:w="60"/>
-              <w:right w:type="dxa" w:w="100"/>
-            </w:tcMar>
-          </w:tcPr>
-          <w:p>
-            <w:pPr>
-              <w:jc w:val="left"/>
-            </w:pPr>
-            <w:r>
-              <w:rPr>
-                <w:rFonts w:ascii="Calibri" w:cs="Calibri" w:eastAsia="Calibri" w:hAnsi="Calibri"/>
-                <w:b w:val="false"/>
-                <w:bCs w:val="false"/>
-                <w:color w:val="1F2937"/>
-                <w:sz w:val="19"/>
-                <w:szCs w:val="19"/>
-              </w:rPr>
-              <w:t xml:space="preserve">Cash cushion</w:t>
-            </w:r>
-          </w:p>
-        </w:tc>
-        <w:tc>
-          <w:tcPr>
-            <w:tcW w:type="dxa" w:w="2300"/>
-            <w:tcBorders>
-              <w:top w:val="single" w:color="D1D5DB" w:sz="4"/>
-              <w:left w:val="single" w:color="D1D5DB" w:sz="4"/>
-              <w:bottom w:val="single" w:color="D1D5DB" w:sz="4"/>
-              <w:right w:val="single" w:color="D1D5DB" w:sz="4"/>
-            </w:tcBorders>
-            <w:shd w:fill="FFFFFF" w:color="auto" w:val="clear"/>
-            <w:tcMar>
-              <w:top w:type="dxa" w:w="60"/>
-              <w:left w:type="dxa" w:w="100"/>
-              <w:bottom w:type="dxa" w:w="60"/>
-              <w:right w:type="dxa" w:w="100"/>
-            </w:tcMar>
-          </w:tcPr>
-          <w:p>
-            <w:pPr>
-              <w:jc w:val="left"/>
-            </w:pPr>
-            <w:r>
-              <w:rPr>
-                <w:rFonts w:ascii="Calibri" w:cs="Calibri" w:eastAsia="Calibri" w:hAnsi="Calibri"/>
-                <w:b w:val="false"/>
-                <w:bCs w:val="false"/>
-                <w:color w:val="1F2937"/>
-                <w:sz w:val="19"/>
-                <w:szCs w:val="19"/>
-              </w:rPr>
-              <w:t xml:space="preserve"/>
-            </w:r>
-          </w:p>
-        </w:tc>
-        <w:tc>
-          <w:tcPr>
-            <w:tcW w:type="dxa" w:w="1000"/>
-            <w:tcBorders>
-              <w:top w:val="single" w:color="D1D5DB" w:sz="4"/>
-              <w:left w:val="single" w:color="D1D5DB" w:sz="4"/>
-              <w:bottom w:val="single" w:color="D1D5DB" w:sz="4"/>
-              <w:right w:val="single" w:color="D1D5DB" w:sz="4"/>
-            </w:tcBorders>
-            <w:shd w:fill="FFFFFF" w:color="auto" w:val="clear"/>
-            <w:tcMar>
-              <w:top w:type="dxa" w:w="60"/>
-              <w:left w:type="dxa" w:w="100"/>
-              <w:bottom w:type="dxa" w:w="60"/>
-              <w:right w:type="dxa" w:w="100"/>
-            </w:tcMar>
-          </w:tcPr>
-          <w:p>
-            <w:pPr>
-              <w:jc w:val="right"/>
-            </w:pPr>
-            <w:r>
-              <w:rPr>
-                <w:rFonts w:ascii="Calibri" w:cs="Calibri" w:eastAsia="Calibri" w:hAnsi="Calibri"/>
-                <w:b w:val="false"/>
-                <w:bCs w:val="false"/>
-                <w:color w:val="1F2937"/>
-                <w:sz w:val="19"/>
-                <w:szCs w:val="19"/>
-              </w:rPr>
-              <w:t xml:space="preserve"/>
-            </w:r>
-          </w:p>
-        </w:tc>
-        <w:tc>
-          <w:tcPr>
-            <w:tcW w:type="dxa" w:w="800"/>
-            <w:tcBorders>
-              <w:top w:val="single" w:color="D1D5DB" w:sz="4"/>
-              <w:left w:val="single" w:color="D1D5DB" w:sz="4"/>
-              <w:bottom w:val="single" w:color="D1D5DB" w:sz="4"/>
-              <w:right w:val="single" w:color="D1D5DB" w:sz="4"/>
-            </w:tcBorders>
-            <w:shd w:fill="FFFFFF" w:color="auto" w:val="clear"/>
-            <w:tcMar>
-              <w:top w:type="dxa" w:w="60"/>
-              <w:left w:type="dxa" w:w="100"/>
-              <w:bottom w:type="dxa" w:w="60"/>
-              <w:right w:type="dxa" w:w="100"/>
-            </w:tcMar>
-          </w:tcPr>
-          <w:p>
-            <w:pPr>
-              <w:jc w:val="right"/>
-            </w:pPr>
-            <w:r>
-              <w:rPr>
-                <w:rFonts w:ascii="Calibri" w:cs="Calibri" w:eastAsia="Calibri" w:hAnsi="Calibri"/>
-                <w:b w:val="false"/>
-                <w:bCs w:val="false"/>
-                <w:color w:val="1F2937"/>
-                <w:sz w:val="19"/>
-                <w:szCs w:val="19"/>
-              </w:rPr>
-              <w:t xml:space="preserve"/>
-            </w:r>
-          </w:p>
-        </w:tc>
-        <w:tc>
-          <w:tcPr>
-            <w:tcW w:type="dxa" w:w="1160"/>
-            <w:tcBorders>
-              <w:top w:val="single" w:color="D1D5DB" w:sz="4"/>
-              <w:left w:val="single" w:color="D1D5DB" w:sz="4"/>
-              <w:bottom w:val="single" w:color="D1D5DB" w:sz="4"/>
-              <w:right w:val="single" w:color="D1D5DB" w:sz="4"/>
-            </w:tcBorders>
-            <w:shd w:fill="FFFFFF" w:color="auto" w:val="clear"/>
-            <w:tcMar>
-              <w:top w:type="dxa" w:w="60"/>
-              <w:left w:type="dxa" w:w="100"/>
-              <w:bottom w:type="dxa" w:w="60"/>
-              <w:right w:type="dxa" w:w="100"/>
-            </w:tcMar>
-          </w:tcPr>
-          <w:p>
-            <w:pPr>
-              <w:jc w:val="right"/>
-            </w:pPr>
-            <w:r>
-              <w:rPr>
-                <w:rFonts w:ascii="Calibri" w:cs="Calibri" w:eastAsia="Calibri" w:hAnsi="Calibri"/>
-                <w:b w:val="false"/>
-                <w:bCs w:val="false"/>
-                <w:color w:val="1F2937"/>
-                <w:sz w:val="19"/>
-                <w:szCs w:val="19"/>
-              </w:rPr>
-              <w:t xml:space="preserve">$293.82</w:t>
-            </w:r>
-          </w:p>
-        </w:tc>
-        <w:tc>
-          <w:tcPr>
-            <w:tcW w:type="dxa" w:w="1000"/>
-            <w:tcBorders>
-              <w:top w:val="single" w:color="D1D5DB" w:sz="4"/>
-              <w:left w:val="single" w:color="D1D5DB" w:sz="4"/>
-              <w:bottom w:val="single" w:color="D1D5DB" w:sz="4"/>
-              <w:right w:val="single" w:color="D1D5DB" w:sz="4"/>
-            </w:tcBorders>
-            <w:shd w:fill="FFFFFF" w:color="auto" w:val="clear"/>
-            <w:tcMar>
-              <w:top w:type="dxa" w:w="60"/>
-              <w:left w:type="dxa" w:w="100"/>
-              <w:bottom w:type="dxa" w:w="60"/>
-              <w:right w:type="dxa" w:w="100"/>
-            </w:tcMar>
-          </w:tcPr>
-          <w:p>
-            <w:pPr>
-              <w:jc w:val="right"/>
-            </w:pPr>
-            <w:r>
-              <w:rPr>
-                <w:rFonts w:ascii="Calibri" w:cs="Calibri" w:eastAsia="Calibri" w:hAnsi="Calibri"/>
-                <w:b w:val="false"/>
-                <w:bCs w:val="false"/>
-                <w:color w:val="1F2937"/>
-                <w:sz w:val="19"/>
-                <w:szCs w:val="19"/>
-              </w:rPr>
-              <w:t xml:space="preserve"/>
             </w:r>
           </w:p>
         </w:tc>
@@ -5030,7 +4790,7 @@
                 <w:sz w:val="19"/>
                 <w:szCs w:val="19"/>
               </w:rPr>
-              <w:t xml:space="preserve">$5,768.51</w:t>
+              <w:t xml:space="preserve">$7,105.97</w:t>
             </w:r>
           </w:p>
         </w:tc>
@@ -5064,7 +4824,7 @@
                 <w:sz w:val="19"/>
                 <w:szCs w:val="19"/>
               </w:rPr>
-              <w:t xml:space="preserve">29.3%</w:t>
+              <w:t xml:space="preserve">33.8%</w:t>
             </w:r>
           </w:p>
         </w:tc>
@@ -5202,7 +4962,7 @@
                 <w:sz w:val="19"/>
                 <w:szCs w:val="19"/>
               </w:rPr>
-              <w:t xml:space="preserve">9.3%</w:t>
+              <w:t xml:space="preserve">8.7%</w:t>
             </w:r>
           </w:p>
         </w:tc>
@@ -5340,7 +5100,7 @@
                 <w:sz w:val="19"/>
                 <w:szCs w:val="19"/>
               </w:rPr>
-              <w:t xml:space="preserve">9.7%</w:t>
+              <w:t xml:space="preserve">9.1%</w:t>
             </w:r>
           </w:p>
         </w:tc>
@@ -5478,7 +5238,7 @@
                 <w:sz w:val="19"/>
                 <w:szCs w:val="19"/>
               </w:rPr>
-              <w:t xml:space="preserve">5.4%</w:t>
+              <w:t xml:space="preserve">5.0%</w:t>
             </w:r>
           </w:p>
         </w:tc>
@@ -5612,7 +5372,7 @@
                 <w:sz w:val="19"/>
                 <w:szCs w:val="19"/>
               </w:rPr>
-              <w:t xml:space="preserve">6.5%</w:t>
+              <w:t xml:space="preserve">6.1%</w:t>
             </w:r>
           </w:p>
         </w:tc>
@@ -5750,7 +5510,7 @@
                 <w:sz w:val="19"/>
                 <w:szCs w:val="19"/>
               </w:rPr>
-              <w:t xml:space="preserve">6.6%</w:t>
+              <w:t xml:space="preserve">6.2%</w:t>
             </w:r>
           </w:p>
         </w:tc>
@@ -5884,7 +5644,7 @@
                 <w:sz w:val="19"/>
                 <w:szCs w:val="19"/>
               </w:rPr>
-              <w:t xml:space="preserve">6.5%</w:t>
+              <w:t xml:space="preserve">6.1%</w:t>
             </w:r>
           </w:p>
         </w:tc>
@@ -6022,7 +5782,7 @@
                 <w:sz w:val="19"/>
                 <w:szCs w:val="19"/>
               </w:rPr>
-              <w:t xml:space="preserve">6.7%</w:t>
+              <w:t xml:space="preserve">6.3%</w:t>
             </w:r>
           </w:p>
         </w:tc>
@@ -6156,7 +5916,7 @@
                 <w:sz w:val="19"/>
                 <w:szCs w:val="19"/>
               </w:rPr>
-              <w:t xml:space="preserve">6.8%</w:t>
+              <w:t xml:space="preserve">6.4%</w:t>
             </w:r>
           </w:p>
         </w:tc>
@@ -6294,7 +6054,7 @@
                 <w:sz w:val="19"/>
                 <w:szCs w:val="19"/>
               </w:rPr>
-              <w:t xml:space="preserve">6.7%</w:t>
+              <w:t xml:space="preserve">6.2%</w:t>
             </w:r>
           </w:p>
         </w:tc>
@@ -6428,7 +6188,7 @@
                 <w:sz w:val="19"/>
                 <w:szCs w:val="19"/>
               </w:rPr>
-              <w:t xml:space="preserve">6.5%</w:t>
+              <w:t xml:space="preserve">6.1%</w:t>
             </w:r>
           </w:p>
         </w:tc>
@@ -6585,7 +6345,7 @@
           <w:sz w:val="20"/>
           <w:szCs w:val="20"/>
         </w:rPr>
-        <w:t xml:space="preserve">Industrials  ·  Builder  ·  3 shares × $668.73 = $2,006.19 (10.2%)</w:t>
+        <w:t xml:space="preserve">Industrials  ·  Builder  ·  5 shares × $668.73 = $3,343.65 (15.9%)</w:t>
       </w:r>
     </w:p>
     <w:p>
@@ -6627,7 +6387,7 @@
           <w:rFonts w:ascii="Calibri" w:cs="Calibri" w:eastAsia="Calibri" w:hAnsi="Calibri"/>
           <w:color w:val="1F2937"/>
         </w:rPr>
-        <w:t xml:space="preserve">Electrical and cooling systems are the most expensive part of building a data center, and that is EMCOR’s core work. Its Q2 2026 revenue rose 19.8% to $5.15 billion, earnings per share rose 34.8% to $9.06, and it raised its full-year guidance. Its backlog of signed work hit a record $17.14 billion, up 43.9% in a year, with the biggest gains in the segment that includes data centers. At about 19 times next year’s earnings, it is the best-value builder in this portfolio.</w:t>
+        <w:t xml:space="preserve">Electrical and cooling systems are the most expensive part of building a data center, and that is EMCOR’s core work. Its Q2 2026 revenue rose 19.8% to $5.15 billion, earnings per share rose 34.8% to $9.06, and it raised its full-year guidance. Its backlog of signed work hit a record $17.14 billion, up 43.9% in a year, with the biggest gains in the segment that includes data centers. At about 19 times next year’s earnings, it is the best-value builder in this portfolio, which is why it is also the largest position.</w:t>
       </w:r>
     </w:p>
     <w:p>
@@ -6686,7 +6446,7 @@
           <w:sz w:val="20"/>
           <w:szCs w:val="20"/>
         </w:rPr>
-        <w:t xml:space="preserve">Industrials  ·  Builder  ·  4 shares × $570.49 = $2,281.96 (11.6%)</w:t>
+        <w:t xml:space="preserve">Industrials  ·  Builder  ·  4 shares × $570.49 = $2,281.96 (10.8%)</w:t>
       </w:r>
     </w:p>
     <w:p>
@@ -6728,7 +6488,7 @@
           <w:rFonts w:ascii="Calibri" w:cs="Calibri" w:eastAsia="Calibri" w:hAnsi="Calibri"/>
           <w:color w:val="1F2937"/>
         </w:rPr>
-        <w:t xml:space="preserve">Analysts call electricity the biggest bottleneck for new data centers. A finished building is useless until it is connected to the grid, and Quanta does that work. It also benefits from grid upgrades that have nothing to do with AI, such as replacing aging lines and hardening against storms, which gives it demand even if AI spending slows. This is the largest position in the portfolio.</w:t>
+        <w:t xml:space="preserve">Analysts call electricity the biggest bottleneck for new data centers. A finished building is useless until it is connected to the grid, and Quanta does that work. It also benefits from grid upgrades that have nothing to do with AI, such as replacing aging lines and hardening against storms, which gives it demand even if AI spending slows.</w:t>
       </w:r>
     </w:p>
     <w:p>
@@ -6787,7 +6547,7 @@
           <w:sz w:val="20"/>
           <w:szCs w:val="20"/>
         </w:rPr>
-        <w:t xml:space="preserve">Industrials  ·  Builder  ·  4 shares × $370.09 = $1,480.36 (7.5%)</w:t>
+        <w:t xml:space="preserve">Industrials  ·  Builder  ·  4 shares × $370.09 = $1,480.36 (7.0%)</w:t>
       </w:r>
     </w:p>
     <w:p>
@@ -6888,7 +6648,7 @@
           <w:sz w:val="20"/>
           <w:szCs w:val="20"/>
         </w:rPr>
-        <w:t xml:space="preserve">Materials  ·  Builder  ·  7 shares × $262.30 = $1,836.10 (9.3%)</w:t>
+        <w:t xml:space="preserve">Materials  ·  Builder  ·  7 shares × $262.30 = $1,836.10 (8.7%)</w:t>
       </w:r>
     </w:p>
     <w:p>
@@ -6989,7 +6749,7 @@
           <w:sz w:val="20"/>
           <w:szCs w:val="20"/>
         </w:rPr>
-        <w:t xml:space="preserve">Real Estate  ·  Builder  ·  11 shares × $173.53 = $1,908.83 (9.7%)</w:t>
+        <w:t xml:space="preserve">Real Estate  ·  Builder  ·  11 shares × $173.53 = $1,908.83 (9.1%)</w:t>
       </w:r>
     </w:p>
     <w:p>
@@ -7090,7 +6850,7 @@
           <w:sz w:val="20"/>
           <w:szCs w:val="20"/>
         </w:rPr>
-        <w:t xml:space="preserve">Information Technology  ·  Balance  ·  2 shares × $529.95 = $1,059.90 (5.4%)</w:t>
+        <w:t xml:space="preserve">Information Technology  ·  Balance  ·  2 shares × $529.95 = $1,059.90 (5.0%)</w:t>
       </w:r>
     </w:p>
     <w:p>
@@ -7191,7 +6951,7 @@
           <w:sz w:val="20"/>
           <w:szCs w:val="20"/>
         </w:rPr>
-        <w:t xml:space="preserve">Communication Services  ·  Balance  ·  4 shares × $320.38 = $1,281.52 (6.5%)</w:t>
+        <w:t xml:space="preserve">Communication Services  ·  Balance  ·  4 shares × $320.38 = $1,281.52 (6.1%)</w:t>
       </w:r>
     </w:p>
     <w:p>
@@ -7292,7 +7052,7 @@
           <w:sz w:val="20"/>
           <w:szCs w:val="20"/>
         </w:rPr>
-        <w:t xml:space="preserve">Consumer Discretionary  ·  Balance  ·  9 shares × $144.99 = $1,304.91 (6.6%)</w:t>
+        <w:t xml:space="preserve">Consumer Discretionary  ·  Balance  ·  9 shares × $144.99 = $1,304.91 (6.2%)</w:t>
       </w:r>
     </w:p>
     <w:p>
@@ -7393,7 +7153,7 @@
           <w:sz w:val="20"/>
           <w:szCs w:val="20"/>
         </w:rPr>
-        <w:t xml:space="preserve">Consumer Staples  ·  Balance  ·  8 shares × $159.81 = $1,278.48 (6.5%)</w:t>
+        <w:t xml:space="preserve">Consumer Staples  ·  Balance  ·  8 shares × $159.81 = $1,278.48 (6.1%)</w:t>
       </w:r>
     </w:p>
     <w:p>
@@ -7494,7 +7254,7 @@
           <w:sz w:val="20"/>
           <w:szCs w:val="20"/>
         </w:rPr>
-        <w:t xml:space="preserve">Health Care  ·  Balance  ·  5 shares × $265.93 = $1,329.65 (6.7%)</w:t>
+        <w:t xml:space="preserve">Health Care  ·  Balance  ·  5 shares × $265.93 = $1,329.65 (6.3%)</w:t>
       </w:r>
     </w:p>
     <w:p>
@@ -7595,7 +7355,7 @@
           <w:sz w:val="20"/>
           <w:szCs w:val="20"/>
         </w:rPr>
-        <w:t xml:space="preserve">Financials  ·  Balance  ·  4 shares × $334.52 = $1,338.08 (6.8%)</w:t>
+        <w:t xml:space="preserve">Financials  ·  Balance  ·  4 shares × $334.52 = $1,338.08 (6.4%)</w:t>
       </w:r>
     </w:p>
     <w:p>
@@ -7696,7 +7456,7 @@
           <w:sz w:val="20"/>
           <w:szCs w:val="20"/>
         </w:rPr>
-        <w:t xml:space="preserve">Utilities  ·  Balance  ·  16 shares × $82.17 = $1,314.72 (6.7%)</w:t>
+        <w:t xml:space="preserve">Utilities  ·  Balance  ·  16 shares × $82.17 = $1,314.72 (6.2%)</w:t>
       </w:r>
     </w:p>
     <w:p>
@@ -7797,7 +7557,7 @@
           <w:sz w:val="20"/>
           <w:szCs w:val="20"/>
         </w:rPr>
-        <w:t xml:space="preserve">Energy  ·  Balance  ·  7 shares × $183.64 = $1,285.48 (6.5%)</w:t>
+        <w:t xml:space="preserve">Energy  ·  Balance  ·  7 shares × $183.64 = $1,285.48 (6.1%)</w:t>
       </w:r>
     </w:p>
     <w:p>
@@ -7908,7 +7668,7 @@
           <w:rFonts w:ascii="Calibri" w:cs="Calibri" w:eastAsia="Calibri" w:hAnsi="Calibri"/>
           <w:color w:val="1F2937"/>
         </w:rPr>
-        <w:t xml:space="preserve">About 48% depends on data-center construction continuing. Microsoft, Alphabet and NextEra are also connected to it. If tech companies cut spending sharply, more than half the portfolio would feel it.</w:t>
+        <w:t xml:space="preserve">About 52% depends on data-center construction continuing. Microsoft, Alphabet and NextEra are also connected to it. If tech companies cut spending sharply, more than half the portfolio would feel it.</w:t>
       </w:r>
     </w:p>
     <w:p>
@@ -7927,14 +7687,14 @@
           <w:bCs/>
           <w:color w:val="1F2937"/>
         </w:rPr>
-        <w:t xml:space="preserve">Industrials is 29% on its own. </w:t>
+        <w:t xml:space="preserve">Industrials is 34% on its own. </w:t>
       </w:r>
       <w:r>
         <w:rPr>
           <w:rFonts w:ascii="Calibri" w:cs="Calibri" w:eastAsia="Calibri" w:hAnsi="Calibri"/>
           <w:color w:val="1F2937"/>
         </w:rPr>
-        <w:t xml:space="preserve">That is the price of the tilt you asked for. The three contractors often move together, as they did on October 22, when all three fell 5–9% in one day.</w:t>
+        <w:t xml:space="preserve">That is the price of the tilt you asked for. EMCOR alone is about 16%. The three contractors often move together, as they did on October 22, when all three fell 5–9% in one day.</w:t>
       </w:r>
     </w:p>
     <w:p>
@@ -8553,7 +8313,7 @@
         </w:numPr>
         <w:spacing w:after="80" w:line="276"/>
       </w:pPr>
-      <w:hyperlink w:history="1" r:id="rIdex1t_3ypblzf_s8ltlweq">
+      <w:hyperlink w:history="1" r:id="rId9x4h9qnj63bccbs1hyxc7">
         <w:r>
           <w:rPr>
             <w:rStyle w:val="Hyperlink"/>
@@ -8572,7 +8332,7 @@
         </w:numPr>
         <w:spacing w:after="80" w:line="276"/>
       </w:pPr>
-      <w:hyperlink w:history="1" r:id="rIdjigzpjcbxr6n8wqhhkcud">
+      <w:hyperlink w:history="1" r:id="rIdbksvvjzqthtfj-opwh6ly">
         <w:r>
           <w:rPr>
             <w:rStyle w:val="Hyperlink"/>
@@ -8591,7 +8351,7 @@
         </w:numPr>
         <w:spacing w:after="80" w:line="276"/>
       </w:pPr>
-      <w:hyperlink w:history="1" r:id="rIdddpg9pwxfel9kwbhz59ey">
+      <w:hyperlink w:history="1" r:id="rIdk6ql3sbmlrebjpnwxlh2b">
         <w:r>
           <w:rPr>
             <w:rStyle w:val="Hyperlink"/>
@@ -8610,7 +8370,7 @@
         </w:numPr>
         <w:spacing w:after="80" w:line="276"/>
       </w:pPr>
-      <w:hyperlink w:history="1" r:id="rId9qqqgir9ukuvbjgwbpucv">
+      <w:hyperlink w:history="1" r:id="rIdfz3bxchebdbo_r8yfgyy5">
         <w:r>
           <w:rPr>
             <w:rStyle w:val="Hyperlink"/>
@@ -8629,7 +8389,7 @@
         </w:numPr>
         <w:spacing w:after="80" w:line="276"/>
       </w:pPr>
-      <w:hyperlink w:history="1" r:id="rIdvpohobd2byemtgrimrtfy">
+      <w:hyperlink w:history="1" r:id="rIdldr-ztun7kdwzqry-eltc">
         <w:r>
           <w:rPr>
             <w:rStyle w:val="Hyperlink"/>
@@ -8648,7 +8408,7 @@
         </w:numPr>
         <w:spacing w:after="80" w:line="276"/>
       </w:pPr>
-      <w:hyperlink w:history="1" r:id="rIdx7ycvlc9pm7pfkeh-ukof">
+      <w:hyperlink w:history="1" r:id="rIdd7amdrkzwfi05gxzhqkio">
         <w:r>
           <w:rPr>
             <w:rStyle w:val="Hyperlink"/>
@@ -8667,7 +8427,7 @@
         </w:numPr>
         <w:spacing w:after="80" w:line="276"/>
       </w:pPr>
-      <w:hyperlink w:history="1" r:id="rId_wsqn8chwaqdjbahpnwqx">
+      <w:hyperlink w:history="1" r:id="rIdivx9iixqqbthjjqhzxw7w">
         <w:r>
           <w:rPr>
             <w:rStyle w:val="Hyperlink"/>
@@ -8690,7 +8450,7 @@
           <w:sz w:val="18"/>
           <w:szCs w:val="18"/>
         </w:rPr>
-        <w:t xml:space="preserve">This is a class project, not financial advice. Prices move every second, so recheck them on the buy date and drop a share if the total goes over $20,000.</w:t>
+        <w:t xml:space="preserve">This is a class project, not financial advice. Prices move every second, so recheck them on the buy date and make sure the total stays between $20,000 and $25,000.</w:t>
       </w:r>
     </w:p>
     <w:sectPr>
